--- a/tom-kibble-centre-update/brief/Website_Copy_and_Page_Structure.docx
+++ b/tom-kibble-centre-update/brief/Website_Copy_and_Page_Structure.docx
@@ -31,7 +31,7 @@
           <w:sz w:val="22"/>
           <w:szCs w:val="22"/>
         </w:rPr>
-        <w:t xml:space="preserve">Department of Physics computing centre. Revision 5, 7 August 2026. Approved name applied.</w:t>
+        <w:t xml:space="preserve">Department of Physics computing centre. Revision 6, 9 August 2026. Kibble wording finalised, draft noindex rule added.</w:t>
       </w:r>
     </w:p>
     <w:p>
@@ -2486,7 +2486,7 @@
           <w:sz w:val="22"/>
           <w:szCs w:val="22"/>
         </w:rPr>
-        <w:t xml:space="preserve">The Centre is named after Tom Kibble (1932-2016), one of the most influential theoretical physicists of his generation, whose entire career was spent at Imperial. His work ranged from the mechanism of mass generation in particle physics to the Kibble-Zurek mechanism, which connects the physics of the early universe to phase transitions studied in laboratory systems. That breadth across fields reflects the Centre’s ambition to serve the whole of Physics.</w:t>
+        <w:t xml:space="preserve">The Centre is named after Professor Sir Tom Kibble (1932-2016), one of the leading theoretical physicists of his generation. He joined Imperial in 1959 and spent his academic career here. His work ranged from spontaneous symmetry breaking and mass generation in particle physics to the theory of topological defects and what became known as the Kibble-Zurek mechanism, linking cosmology with phase transitions studied in laboratory systems. This breadth across fields reflects the Centre’s ambition to serve the whole of Physics.</w:t>
       </w:r>
     </w:p>
     <w:p>
@@ -2513,7 +2513,7 @@
           <w:sz w:val="20"/>
           <w:szCs w:val="20"/>
         </w:rPr>
-        <w:t xml:space="preserve">Confirm this wording with the Department and Tom Kibble’s family before publication.</w:t>
+        <w:t xml:space="preserve">Confirm this wording with the Department and Tom Kibble’s family before publication. Every page carries a noindex robots meta tag while the site is a draft; remove it from all pages at launch.</w:t>
       </w:r>
     </w:p>
     <w:p>
